--- a/reports/security-stocks-2026-10/build/reference.docx
+++ b/reports/security-stocks-2026-10/build/reference.docx
@@ -589,7 +589,7 @@
         <w:bottom w:val="single" w:sz="4" w:space="3" w:color="F2F2F2"/>
       </w:pBdr>
       <w:shd w:val="clear" w:color="auto" w:fill="F2F2F2"/>
-      <w:spacing w:before="0" w:after="0" w:line="320" w:lineRule="exact"/>
+      <w:spacing w:before="0" w:after="80" w:line="320" w:lineRule="exact"/>
       <w:ind w:left="300" w:right="120" w:firstLine="0"/>
     </w:pPr>
     <w:rPr>
@@ -602,6 +602,7 @@
     <w:next w:val="SourceCode"/>
     <w:qFormat/>
     <w:pPr>
+      <w:keepLines/>
       <w:pBdr>
         <w:top w:val="single" w:sz="4" w:space="3" w:color="D0D7E2"/>
         <w:left w:val="single" w:sz="4" w:space="4" w:color="D0D7E2"/>
